--- a/АП_РІ-13_Шах_ЛР-06.3.іт.docx
+++ b/АП_РІ-13_Шах_ЛР-06.3.іт.docx
@@ -826,15 +826,18 @@
             </w:tcBorders>
           </w:tcPr>
           <w:p>
-            <w:pPr>
-              <w:spacing w:before="0" w:after="0" w:line="240" w:lineRule="auto"/>
-            </w:pPr>
             <w:r>
-              <w:rPr>
-                <w:rFonts w:ascii="Consolas" w:hAnsi="Consolas"/>
-                <w:color w:val="1E1E1E"/>
-                <w:sz w:val="19"/>
-              </w:rPr>
+              <w:t>// LABA-6.3.it.cpp</w:t>
+              <w:br/>
+              <w:t>// Шах Владислав Ігорьович</w:t>
+              <w:br/>
+              <w:t>// Лабораторна робота № 6.3</w:t>
+              <w:br/>
+              <w:t>// Опрацювання одновимірних масивів за допомогою звичайних функцій та шаблонів</w:t>
+              <w:br/>
+              <w:t>// Варіант 32 (Ітераційний спосіб)</w:t>
+              <w:br/>
+              <w:br/>
               <w:t>#include &lt;iostream&gt;</w:t>
               <w:br/>
               <w:t>#include &lt;iomanip&gt;</w:t>
@@ -845,36 +848,64 @@
               <w:t>using namespace std;</w:t>
               <w:br/>
               <w:br/>
-              <w:t>// Прототипи звичайних функцій</w:t>
+              <w:t>// =========================================================================</w:t>
+              <w:br/>
+              <w:t>// 1. Прототипи звичайних функцій (для типу int)</w:t>
+              <w:br/>
+              <w:t>// =========================================================================</w:t>
+              <w:br/>
+              <w:br/>
+              <w:t>// Формування масиву випадковими числами (окрема функція)</w:t>
               <w:br/>
               <w:t>void Create(int* a, const int size, const int Low, const int High);</w:t>
               <w:br/>
-              <w:t>void Print(int* a, const int size);</w:t>
               <w:br/>
-              <w:t>int Min(int* a, const int size);</w:t>
+              <w:t>// Виведення масиву у вигляді рядка з форматним виведенням (окрема функція)</w:t>
+              <w:br/>
+              <w:t>void Print(const int* a, const int size);</w:t>
               <w:br/>
               <w:br/>
-              <w:t>// Прототипи шаблонних функцій</w:t>
+              <w:t>// Обчислення / пошук найменшого елемента масиву (окрема функція)</w:t>
+              <w:br/>
+              <w:t>int Min(const int* a, const int size);</w:t>
+              <w:br/>
+              <w:br/>
+              <w:t>// =========================================================================</w:t>
+              <w:br/>
+              <w:t>// 2. Прототипи шаблонів функцій (для довільних типів даних)</w:t>
+              <w:br/>
+              <w:t>// =========================================================================</w:t>
+              <w:br/>
+              <w:br/>
+              <w:t>// Шаблон функції формування масиву (окрема функція)</w:t>
               <w:br/>
               <w:t>template &lt;typename T&gt;</w:t>
               <w:br/>
               <w:t>void Create(T* a, const int size, const T Low, const T High);</w:t>
               <w:br/>
               <w:br/>
-              <w:t>template &lt;typename T&gt;</w:t>
-              <w:br/>
-              <w:t>void Print(T* a, const int size);</w:t>
-              <w:br/>
+              <w:t>// Шаблон функції виведення масиву (окрема функція)</w:t>
               <w:br/>
               <w:t>template &lt;typename T&gt;</w:t>
               <w:br/>
-              <w:t>T Min(T* a, const int size);</w:t>
+              <w:t>void Print(const T* a, const int size);</w:t>
               <w:br/>
               <w:br/>
-              <w:t>// --- Реалізація звичайних функцій (для int) ---</w:t>
+              <w:t>// Шаблон функції обчислення / пошуку найменшого елемента (окрема функція)</w:t>
+              <w:br/>
+              <w:t>template &lt;typename T&gt;</w:t>
+              <w:br/>
+              <w:t>T Min(const T* a, const int size);</w:t>
               <w:br/>
               <w:br/>
-              <w:t>// Ітераційне формування масиву</w:t>
+              <w:t>// =========================================================================</w:t>
+              <w:br/>
+              <w:t>// 3. Реалізація звичайних функцій (тип int)</w:t>
+              <w:br/>
+              <w:t>// =========================================================================</w:t>
+              <w:br/>
+              <w:br/>
+              <w:t>// Ітераційне формування масиву випадковими числами</w:t>
               <w:br/>
               <w:t>void Create(int* a, const int size, const int Low, const int High)</w:t>
               <w:br/>
@@ -887,9 +918,9 @@
               <w:t>}</w:t>
               <w:br/>
               <w:br/>
-              <w:t>// Ітераційне виведення масиву</w:t>
+              <w:t>// Ітераційне виведення елементів масиву</w:t>
               <w:br/>
-              <w:t>void Print(int* a, const int size)</w:t>
+              <w:t>void Print(const int* a, const int size)</w:t>
               <w:br/>
               <w:t>{</w:t>
               <w:br/>
@@ -904,7 +935,7 @@
               <w:br/>
               <w:t>// Ітераційний пошук найменшого елемента (Варіант 32)</w:t>
               <w:br/>
-              <w:t>int Min(int* a, const int size)</w:t>
+              <w:t>int Min(const int* a, const int size)</w:t>
               <w:br/>
               <w:t>{</w:t>
               <w:br/>
@@ -925,10 +956,14 @@
               <w:t>}</w:t>
               <w:br/>
               <w:br/>
-              <w:t>// --- Реалізація шаблонних функцій ---</w:t>
+              <w:t>// =========================================================================</w:t>
+              <w:br/>
+              <w:t>// 4. Реалізація шаблонів функцій</w:t>
+              <w:br/>
+              <w:t>// =========================================================================</w:t>
               <w:br/>
               <w:br/>
-              <w:t>// Ітераційне формування масиву через шаблон</w:t>
+              <w:t>// Шаблон ітераційного формування масиву</w:t>
               <w:br/>
               <w:t>template &lt;typename T&gt;</w:t>
               <w:br/>
@@ -938,16 +973,16 @@
               <w:br/>
               <w:t xml:space="preserve">    for (int i = 0; i &lt; size; i++)</w:t>
               <w:br/>
-              <w:t xml:space="preserve">        a[i] = Low + static_cast&lt;T&gt;(rand()) / (static_cast&lt;T&gt;(RAND_MAX / (High - Low)));</w:t>
+              <w:t xml:space="preserve">        a[i] = Low + static_cast&lt;T&gt;(rand()) * (High - Low) / static_cast&lt;T&gt;(RAND_MAX);</w:t>
               <w:br/>
               <w:t>}</w:t>
               <w:br/>
               <w:br/>
-              <w:t>// Ітераційне виведення масиву через шаблон</w:t>
+              <w:t>// Шаблон ітераційного виведення масиву</w:t>
               <w:br/>
               <w:t>template &lt;typename T&gt;</w:t>
               <w:br/>
-              <w:t>void Print(T* a, const int size)</w:t>
+              <w:t>void Print(const T* a, const int size)</w:t>
               <w:br/>
               <w:t>{</w:t>
               <w:br/>
@@ -960,11 +995,11 @@
               <w:t>}</w:t>
               <w:br/>
               <w:br/>
-              <w:t>// Ітераційний пошук найменшого елемента через шаблон (Варіант 32)</w:t>
+              <w:t>// Шаблон ітераційного пошуку найменшого елемента (Варіант 32)</w:t>
               <w:br/>
               <w:t>template &lt;typename T&gt;</w:t>
               <w:br/>
-              <w:t>T Min(T* a, const int size)</w:t>
+              <w:t>T Min(const T* a, const int size)</w:t>
               <w:br/>
               <w:t>{</w:t>
               <w:br/>
@@ -985,6 +1020,12 @@
               <w:t>}</w:t>
               <w:br/>
               <w:br/>
+              <w:t>// =========================================================================</w:t>
+              <w:br/>
+              <w:t>// 5. Головна функція програми (виключно координація викликів функцій)</w:t>
+              <w:br/>
+              <w:t>// =========================================================================</w:t>
+              <w:br/>
               <w:t>#ifndef UNIT_TESTING_IT</w:t>
               <w:br/>
               <w:t>int main()</w:t>
@@ -998,19 +1039,31 @@
               <w:br/>
               <w:t xml:space="preserve">    int a[n];</w:t>
               <w:br/>
-              <w:t xml:space="preserve">    int Low = -20, High = 30;</w:t>
+              <w:t xml:space="preserve">    const int Low = -20;</w:t>
+              <w:br/>
+              <w:t xml:space="preserve">    const int High = 30;</w:t>
               <w:br/>
               <w:br/>
               <w:t xml:space="preserve">    cout &lt;&lt; "=== Laboratorna robota 6.3 (Variant 32 - Iteration) ===" &lt;&lt; endl;</w:t>
               <w:br/>
               <w:t xml:space="preserve">    cout &lt;&lt; "--- 1. Standartni funktsii (int) ---" &lt;&lt; endl;</w:t>
               <w:br/>
+              <w:t xml:space="preserve">    </w:t>
+              <w:br/>
+              <w:t xml:space="preserve">    // Формування масиву в окремій функції</w:t>
+              <w:br/>
               <w:t xml:space="preserve">    Create(a, n, Low, High);</w:t>
+              <w:br/>
+              <w:t xml:space="preserve">    </w:t>
+              <w:br/>
+              <w:t xml:space="preserve">    // Виведення початкового масиву в окремій функції</w:t>
               <w:br/>
               <w:t xml:space="preserve">    cout &lt;&lt; "Masiv a:" &lt;&lt; endl;</w:t>
               <w:br/>
               <w:t xml:space="preserve">    Print(a, n);</w:t>
               <w:br/>
+              <w:br/>
+              <w:t xml:space="preserve">    // Обчислення мінімального елемента в окремій функції</w:t>
               <w:br/>
               <w:t xml:space="preserve">    int minInt = Min(a, n);</w:t>
               <w:br/>
@@ -1019,19 +1072,33 @@
               <w:br/>
               <w:t xml:space="preserve">    cout &lt;&lt; "--- 2. Shabloni funktsiy ---" &lt;&lt; endl;</w:t>
               <w:br/>
+              <w:t xml:space="preserve">    // Обчислення за допомогою шаблону</w:t>
+              <w:br/>
               <w:t xml:space="preserve">    cout &lt;&lt; "Min&lt;int&gt;(a, n) = " &lt;&lt; Min&lt;int&gt;(a, n) &lt;&lt; endl;</w:t>
               <w:br/>
               <w:br/>
               <w:t xml:space="preserve">    double b[n];</w:t>
               <w:br/>
-              <w:t xml:space="preserve">    double dLow = -15.5, dHigh = 25.5;</w:t>
+              <w:t xml:space="preserve">    const double dLow = -15.5;</w:t>
+              <w:br/>
+              <w:t xml:space="preserve">    const double dHigh = 25.5;</w:t>
+              <w:br/>
+              <w:t xml:space="preserve">    </w:t>
+              <w:br/>
+              <w:t xml:space="preserve">    // Формування масиву дійсних чисел через шаблон в окремій функції</w:t>
               <w:br/>
               <w:t xml:space="preserve">    Create&lt;double&gt;(b, n, dLow, dHigh);</w:t>
+              <w:br/>
+              <w:t xml:space="preserve">    </w:t>
+              <w:br/>
+              <w:t xml:space="preserve">    // Виведення масиву дійсних чисел через шаблон в окремій функції</w:t>
               <w:br/>
               <w:t xml:space="preserve">    cout &lt;&lt; "Masiv b (double):" &lt;&lt; endl;</w:t>
               <w:br/>
               <w:t xml:space="preserve">    Print&lt;double&gt;(b, n);</w:t>
               <w:br/>
+              <w:br/>
+              <w:t xml:space="preserve">    // Обчислення мінімального елемента через шаблон в окремій функції</w:t>
               <w:br/>
               <w:t xml:space="preserve">    double minDouble = Min&lt;double&gt;(b, n);</w:t>
               <w:br/>
@@ -1043,6 +1110,7 @@
               <w:t>}</w:t>
               <w:br/>
               <w:t>#endif</w:t>
+              <w:br/>
             </w:r>
           </w:p>
         </w:tc>
